--- a/testakten/hinweisgeberschutz-nda-meldekanal-waldkrone/23-entscheidungsvorlage-kurzfassung.docx
+++ b/testakten/hinweisgeberschutz-nda-meldekanal-waldkrone/23-entscheidungsvorlage-kurzfassung.docx
@@ -2,56 +2,1692 @@
 <file path=word/document.xml><?xml version="1.0" encoding="utf-8"?>
 <w:document xmlns:wpc="http://schemas.microsoft.com/office/word/2010/wordprocessingCanvas" xmlns:mo="http://schemas.microsoft.com/office/mac/office/2008/main" xmlns:mc="http://schemas.openxmlformats.org/markup-compatibility/2006" xmlns:mv="urn:schemas-microsoft-com:mac:vml" xmlns:o="urn:schemas-microsoft-com:office:office" xmlns:r="http://schemas.openxmlformats.org/officeDocument/2006/relationships" xmlns:m="http://schemas.openxmlformats.org/officeDocument/2006/math" xmlns:v="urn:schemas-microsoft-com:vml" xmlns:wp14="http://schemas.microsoft.com/office/word/2010/wordprocessingDrawing" xmlns:wp="http://schemas.openxmlformats.org/drawingml/2006/wordprocessingDrawing" xmlns:w10="urn:schemas-microsoft-com:office:word" xmlns:w="http://schemas.openxmlformats.org/wordprocessingml/2006/main" xmlns:w14="http://schemas.microsoft.com/office/word/2010/wordml" xmlns:wpg="http://schemas.microsoft.com/office/word/2010/wordprocessingGroup" xmlns:wpi="http://schemas.microsoft.com/office/word/2010/wordprocessingInk" xmlns:wne="http://schemas.microsoft.com/office/word/2006/wordml" xmlns:wps="http://schemas.microsoft.com/office/word/2010/wordprocessingShape" mc:Ignorable="w14 wp14">
   <w:body>
+    <w:tbl>
+      <w:tblPr>
+        <w:tblW w:type="auto" w:w="0"/>
+        <w:tblLayout w:type="fixed"/>
+        <w:tblLook w:firstColumn="1" w:firstRow="1" w:lastColumn="0" w:lastRow="0" w:noHBand="0" w:noVBand="1" w:val="04A0"/>
+      </w:tblPr>
+      <w:tblGrid>
+        <w:gridCol w:w="6520"/>
+        <w:gridCol w:w="2948"/>
+      </w:tblGrid>
+      <w:tr>
+        <w:tc>
+          <w:tcPr>
+            <w:tcW w:type="dxa" w:w="4790"/>
+            <w:tcMar>
+              <w:top w:w="0" w:type="dxa"/>
+              <w:start w:w="0" w:type="dxa"/>
+              <w:bottom w:w="80" w:type="dxa"/>
+              <w:end w:w="80" w:type="dxa"/>
+            </w:tcMar>
+          </w:tcPr>
+          <w:p>
+            <w:pPr>
+              <w:spacing w:after="20"/>
+            </w:pPr>
+            <w:r>
+              <w:rPr>
+                <w:b/>
+                <w:color w:val="17324D"/>
+                <w:sz w:val="24"/>
+              </w:rPr>
+              <w:t>WALDKRONE HEALTHTECH GMBH</w:t>
+            </w:r>
+          </w:p>
+          <w:p>
+            <w:pPr>
+              <w:spacing w:after="0"/>
+            </w:pPr>
+            <w:r>
+              <w:rPr>
+                <w:color w:val="59636B"/>
+                <w:sz w:val="16"/>
+              </w:rPr>
+              <w:t>Hafenallee 21 · 55118 Mainz · Telefon 06131 774 50 · zentrale@waldkrone-health.de</w:t>
+            </w:r>
+          </w:p>
+          <w:p>
+            <w:pPr>
+              <w:spacing w:after="0"/>
+            </w:pPr>
+            <w:r>
+              <w:rPr>
+                <w:color w:val="59636B"/>
+                <w:sz w:val="16"/>
+              </w:rPr>
+              <w:t>Geschäftsführung Dr. Anselm Krüger und Sarah Voß · HRB 48821, Amtsgericht Mainz</w:t>
+            </w:r>
+          </w:p>
+        </w:tc>
+        <w:tc>
+          <w:tcPr>
+            <w:tcW w:type="dxa" w:w="4790"/>
+            <w:tcMar>
+              <w:top w:w="0" w:type="dxa"/>
+              <w:start w:w="80" w:type="dxa"/>
+              <w:bottom w:w="80" w:type="dxa"/>
+              <w:end w:w="0" w:type="dxa"/>
+            </w:tcMar>
+          </w:tcPr>
+          <w:p>
+            <w:pPr>
+              <w:jc w:val="right"/>
+            </w:pPr>
+            <w:r>
+              <w:rPr>
+                <w:b/>
+                <w:color w:val="2E668B"/>
+                <w:sz w:val="18"/>
+              </w:rPr>
+              <w:t>GESCHÄFTSFÜHRUNG · VERTRAULICH</w:t>
+            </w:r>
+          </w:p>
+        </w:tc>
+      </w:tr>
+    </w:tbl>
+    <w:p>
+      <w:pPr>
+        <w:spacing w:after="160"/>
+        <w:pBdr>
+          <w:bottom w:val="single" w:sz="10" w:space="1" w:color="2E668B"/>
+        </w:pBdr>
+      </w:pPr>
+    </w:p>
     <w:p>
       <w:pPr>
         <w:pStyle w:val="Title"/>
       </w:pPr>
       <w:r>
-        <w:t>Kurzfassung Entscheidungsvorlage</w:t>
-      </w:r>
-    </w:p>
-    <w:p>
-      <w:r>
-        <w:t>Waldkrone HealthTech GmbH erhält einen anonymen Hinweis zu Exportkontrolle, Produktdokumentation und Bonusdruck; zugleich droht ein Deal-NDA mit weit gefasster Verschwiegenheit.</w:t>
-      </w:r>
-    </w:p>
-    <w:p>
-      <w:r>
-        <w:t>Die Entscheidung sollte nicht auf Grundlage einzelner Schlagworte getroffen werden. Maßgeblich sind Nachweisbarkeit, Zuständigkeit, Frist und ein realistischer nächster Schritt.</w:t>
+        <w:t>Entscheidungsliste zum Hinweisfall HIN-26-014</w:t>
       </w:r>
     </w:p>
     <w:p>
       <w:pPr>
-        <w:pStyle w:val="ListBullet"/>
+        <w:spacing w:after="180"/>
       </w:pPr>
       <w:r>
-        <w:t>Rote Punkte zuerst behandeln</w:t>
+        <w:rPr>
+          <w:b/>
+          <w:color w:val="2E668B"/>
+        </w:rPr>
+        <w:t>Sitzung am 5. Juni 2026, 09:00 Uhr</w:t>
+      </w:r>
+    </w:p>
+    <w:tbl>
+      <w:tblPr>
+        <w:tblW w:type="auto" w:w="0"/>
+        <w:tblLayout w:type="fixed"/>
+        <w:tblLook w:firstColumn="1" w:firstRow="1" w:lastColumn="0" w:lastRow="0" w:noHBand="0" w:noVBand="1" w:val="04A0"/>
+      </w:tblPr>
+      <w:tblGrid>
+        <w:gridCol w:w="2268"/>
+        <w:gridCol w:w="7200"/>
+      </w:tblGrid>
+      <w:tr>
+        <w:tc>
+          <w:tcPr>
+            <w:tcW w:type="dxa" w:w="2268"/>
+            <w:shd w:fill="EAF1F5"/>
+            <w:tcMar>
+              <w:top w:w="90" w:type="dxa"/>
+              <w:start w:w="90" w:type="dxa"/>
+              <w:bottom w:w="90" w:type="dxa"/>
+              <w:end w:w="90" w:type="dxa"/>
+            </w:tcMar>
+            <w:vAlign w:val="center"/>
+          </w:tcPr>
+          <w:p>
+            <w:pPr>
+              <w:spacing w:after="0"/>
+            </w:pPr>
+            <w:r>
+              <w:rPr>
+                <w:b/>
+                <w:sz w:val="18"/>
+              </w:rPr>
+              <w:t>Vorlage</w:t>
+            </w:r>
+          </w:p>
+        </w:tc>
+        <w:tc>
+          <w:tcPr>
+            <w:tcW w:type="dxa" w:w="7200"/>
+            <w:tcMar>
+              <w:top w:w="90" w:type="dxa"/>
+              <w:start w:w="90" w:type="dxa"/>
+              <w:bottom w:w="90" w:type="dxa"/>
+              <w:end w:w="90" w:type="dxa"/>
+            </w:tcMar>
+            <w:vAlign w:val="center"/>
+          </w:tcPr>
+          <w:p>
+            <w:pPr>
+              <w:spacing w:after="0"/>
+            </w:pPr>
+            <w:r>
+              <w:rPr>
+                <w:sz w:val="18"/>
+              </w:rPr>
+              <w:t>Dr. Nora Wedekind, Leitung Recht</w:t>
+            </w:r>
+          </w:p>
+        </w:tc>
+      </w:tr>
+      <w:tr>
+        <w:tc>
+          <w:tcPr>
+            <w:tcW w:type="dxa" w:w="2268"/>
+            <w:shd w:fill="EAF1F5"/>
+            <w:tcMar>
+              <w:top w:w="90" w:type="dxa"/>
+              <w:start w:w="90" w:type="dxa"/>
+              <w:bottom w:w="90" w:type="dxa"/>
+              <w:end w:w="90" w:type="dxa"/>
+            </w:tcMar>
+            <w:vAlign w:val="center"/>
+          </w:tcPr>
+          <w:p>
+            <w:pPr>
+              <w:spacing w:after="0"/>
+            </w:pPr>
+            <w:r>
+              <w:rPr>
+                <w:b/>
+                <w:sz w:val="18"/>
+              </w:rPr>
+              <w:t>Stand</w:t>
+            </w:r>
+          </w:p>
+        </w:tc>
+        <w:tc>
+          <w:tcPr>
+            <w:tcW w:type="dxa" w:w="7200"/>
+            <w:tcMar>
+              <w:top w:w="90" w:type="dxa"/>
+              <w:start w:w="90" w:type="dxa"/>
+              <w:bottom w:w="90" w:type="dxa"/>
+              <w:end w:w="90" w:type="dxa"/>
+            </w:tcMar>
+            <w:vAlign w:val="center"/>
+          </w:tcPr>
+          <w:p>
+            <w:pPr>
+              <w:spacing w:after="0"/>
+            </w:pPr>
+            <w:r>
+              <w:rPr>
+                <w:sz w:val="18"/>
+              </w:rPr>
+              <w:t>3. Juni 2026, 17:25 Uhr</w:t>
+            </w:r>
+          </w:p>
+        </w:tc>
+      </w:tr>
+      <w:tr>
+        <w:tc>
+          <w:tcPr>
+            <w:tcW w:type="dxa" w:w="2268"/>
+            <w:shd w:fill="EAF1F5"/>
+            <w:tcMar>
+              <w:top w:w="90" w:type="dxa"/>
+              <w:start w:w="90" w:type="dxa"/>
+              <w:bottom w:w="90" w:type="dxa"/>
+              <w:end w:w="90" w:type="dxa"/>
+            </w:tcMar>
+            <w:vAlign w:val="center"/>
+          </w:tcPr>
+          <w:p>
+            <w:pPr>
+              <w:spacing w:after="0"/>
+            </w:pPr>
+            <w:r>
+              <w:rPr>
+                <w:b/>
+                <w:sz w:val="18"/>
+              </w:rPr>
+              <w:t>Teilnehmerkreis</w:t>
+            </w:r>
+          </w:p>
+        </w:tc>
+        <w:tc>
+          <w:tcPr>
+            <w:tcW w:type="dxa" w:w="7200"/>
+            <w:tcMar>
+              <w:top w:w="90" w:type="dxa"/>
+              <w:start w:w="90" w:type="dxa"/>
+              <w:bottom w:w="90" w:type="dxa"/>
+              <w:end w:w="90" w:type="dxa"/>
+            </w:tcMar>
+            <w:vAlign w:val="center"/>
+          </w:tcPr>
+          <w:p>
+            <w:pPr>
+              <w:spacing w:after="0"/>
+            </w:pPr>
+            <w:r>
+              <w:rPr>
+                <w:sz w:val="18"/>
+              </w:rPr>
+              <w:t>Geschäftsführung, Meldestelle, Recht, HR, Regulatory Affairs, IT</w:t>
+            </w:r>
+          </w:p>
+        </w:tc>
+      </w:tr>
+      <w:tr>
+        <w:tc>
+          <w:tcPr>
+            <w:tcW w:type="dxa" w:w="2268"/>
+            <w:shd w:fill="EAF1F5"/>
+            <w:tcMar>
+              <w:top w:w="90" w:type="dxa"/>
+              <w:start w:w="90" w:type="dxa"/>
+              <w:bottom w:w="90" w:type="dxa"/>
+              <w:end w:w="90" w:type="dxa"/>
+            </w:tcMar>
+            <w:vAlign w:val="center"/>
+          </w:tcPr>
+          <w:p>
+            <w:pPr>
+              <w:spacing w:after="0"/>
+            </w:pPr>
+            <w:r>
+              <w:rPr>
+                <w:b/>
+                <w:sz w:val="18"/>
+              </w:rPr>
+              <w:t>Nicht verteilen an</w:t>
+            </w:r>
+          </w:p>
+        </w:tc>
+        <w:tc>
+          <w:tcPr>
+            <w:tcW w:type="dxa" w:w="7200"/>
+            <w:tcMar>
+              <w:top w:w="90" w:type="dxa"/>
+              <w:start w:w="90" w:type="dxa"/>
+              <w:bottom w:w="90" w:type="dxa"/>
+              <w:end w:w="90" w:type="dxa"/>
+            </w:tcMar>
+            <w:vAlign w:val="center"/>
+          </w:tcPr>
+          <w:p>
+            <w:pPr>
+              <w:spacing w:after="0"/>
+            </w:pPr>
+            <w:r>
+              <w:rPr>
+                <w:sz w:val="18"/>
+              </w:rPr>
+              <w:t>Deal-Team oder Erwerbsinteressentin ohne gesonderte Freigabe</w:t>
+            </w:r>
+          </w:p>
+        </w:tc>
+      </w:tr>
+    </w:tbl>
+    <w:p>
+      <w:pPr>
+        <w:spacing w:after="20"/>
+      </w:pPr>
+    </w:p>
+    <w:p>
+      <w:pPr>
+        <w:pStyle w:val="Heading1"/>
+      </w:pPr>
+      <w:r>
+        <w:t>1. Entscheidungen der Sitzung</w:t>
+      </w:r>
+    </w:p>
+    <w:tbl>
+      <w:tblPr>
+        <w:tblStyle w:val="TableGrid"/>
+        <w:tblW w:type="auto" w:w="0"/>
+        <w:tblLayout w:type="fixed"/>
+        <w:tblLook w:firstColumn="1" w:firstRow="1" w:lastColumn="0" w:lastRow="0" w:noHBand="0" w:noVBand="1" w:val="04A0"/>
+      </w:tblPr>
+      <w:tblGrid>
+        <w:gridCol w:w="567"/>
+        <w:gridCol w:w="2721"/>
+        <w:gridCol w:w="3005"/>
+        <w:gridCol w:w="2835"/>
+      </w:tblGrid>
+      <w:tr>
+        <w:tc>
+          <w:tcPr>
+            <w:tcW w:type="dxa" w:w="2395"/>
+            <w:shd w:fill="17324D"/>
+            <w:tcMar>
+              <w:top w:w="90" w:type="dxa"/>
+              <w:start w:w="90" w:type="dxa"/>
+              <w:bottom w:w="90" w:type="dxa"/>
+              <w:end w:w="90" w:type="dxa"/>
+            </w:tcMar>
+          </w:tcPr>
+          <w:p>
+            <w:r>
+              <w:rPr>
+                <w:b/>
+                <w:color w:val="FFFFFF"/>
+                <w:sz w:val="17"/>
+              </w:rPr>
+              <w:t>Nr.</w:t>
+            </w:r>
+          </w:p>
+        </w:tc>
+        <w:tc>
+          <w:tcPr>
+            <w:tcW w:type="dxa" w:w="2395"/>
+            <w:shd w:fill="17324D"/>
+            <w:tcMar>
+              <w:top w:w="90" w:type="dxa"/>
+              <w:start w:w="90" w:type="dxa"/>
+              <w:bottom w:w="90" w:type="dxa"/>
+              <w:end w:w="90" w:type="dxa"/>
+            </w:tcMar>
+          </w:tcPr>
+          <w:p>
+            <w:r>
+              <w:rPr>
+                <w:b/>
+                <w:color w:val="FFFFFF"/>
+                <w:sz w:val="17"/>
+              </w:rPr>
+              <w:t>Entscheidungsfrage</w:t>
+            </w:r>
+          </w:p>
+        </w:tc>
+        <w:tc>
+          <w:tcPr>
+            <w:tcW w:type="dxa" w:w="2395"/>
+            <w:shd w:fill="17324D"/>
+            <w:tcMar>
+              <w:top w:w="90" w:type="dxa"/>
+              <w:start w:w="90" w:type="dxa"/>
+              <w:bottom w:w="90" w:type="dxa"/>
+              <w:end w:w="90" w:type="dxa"/>
+            </w:tcMar>
+          </w:tcPr>
+          <w:p>
+            <w:r>
+              <w:rPr>
+                <w:b/>
+                <w:color w:val="FFFFFF"/>
+                <w:sz w:val="17"/>
+              </w:rPr>
+              <w:t>Tatsachenbasis</w:t>
+            </w:r>
+          </w:p>
+        </w:tc>
+        <w:tc>
+          <w:tcPr>
+            <w:tcW w:type="dxa" w:w="2395"/>
+            <w:shd w:fill="17324D"/>
+            <w:tcMar>
+              <w:top w:w="90" w:type="dxa"/>
+              <w:start w:w="90" w:type="dxa"/>
+              <w:bottom w:w="90" w:type="dxa"/>
+              <w:end w:w="90" w:type="dxa"/>
+            </w:tcMar>
+          </w:tcPr>
+          <w:p>
+            <w:r>
+              <w:rPr>
+                <w:b/>
+                <w:color w:val="FFFFFF"/>
+                <w:sz w:val="17"/>
+              </w:rPr>
+              <w:t>Noch erforderlicher Nachweis</w:t>
+            </w:r>
+          </w:p>
+        </w:tc>
+      </w:tr>
+      <w:tr>
+        <w:tc>
+          <w:tcPr>
+            <w:tcW w:type="dxa" w:w="567"/>
+            <w:tcMar>
+              <w:top w:w="90" w:type="dxa"/>
+              <w:start w:w="90" w:type="dxa"/>
+              <w:bottom w:w="90" w:type="dxa"/>
+              <w:end w:w="90" w:type="dxa"/>
+            </w:tcMar>
+            <w:vAlign w:val="top"/>
+          </w:tcPr>
+          <w:p>
+            <w:pPr>
+              <w:spacing w:after="0"/>
+            </w:pPr>
+            <w:r>
+              <w:rPr>
+                <w:sz w:val="16"/>
+              </w:rPr>
+              <w:t>1</w:t>
+            </w:r>
+          </w:p>
+        </w:tc>
+        <w:tc>
+          <w:tcPr>
+            <w:tcW w:type="dxa" w:w="2721"/>
+            <w:tcMar>
+              <w:top w:w="90" w:type="dxa"/>
+              <w:start w:w="90" w:type="dxa"/>
+              <w:bottom w:w="90" w:type="dxa"/>
+              <w:end w:w="90" w:type="dxa"/>
+            </w:tcMar>
+            <w:vAlign w:val="top"/>
+          </w:tcPr>
+          <w:p>
+            <w:pPr>
+              <w:spacing w:after="0"/>
+            </w:pPr>
+            <w:r>
+              <w:rPr>
+                <w:sz w:val="16"/>
+              </w:rPr>
+              <w:t>Wer führt die Untersuchung und wer entscheidet über Maßnahmen?</w:t>
+            </w:r>
+          </w:p>
+        </w:tc>
+        <w:tc>
+          <w:tcPr>
+            <w:tcW w:type="dxa" w:w="3005"/>
+            <w:tcMar>
+              <w:top w:w="90" w:type="dxa"/>
+              <w:start w:w="90" w:type="dxa"/>
+              <w:bottom w:w="90" w:type="dxa"/>
+              <w:end w:w="90" w:type="dxa"/>
+            </w:tcMar>
+            <w:vAlign w:val="top"/>
+          </w:tcPr>
+          <w:p>
+            <w:pPr>
+              <w:spacing w:after="0"/>
+            </w:pPr>
+            <w:r>
+              <w:rPr>
+                <w:sz w:val="16"/>
+              </w:rPr>
+              <w:t>Meldestelle und Recht sind bereits eingebunden</w:t>
+            </w:r>
+          </w:p>
+        </w:tc>
+        <w:tc>
+          <w:tcPr>
+            <w:tcW w:type="dxa" w:w="2835"/>
+            <w:tcMar>
+              <w:top w:w="90" w:type="dxa"/>
+              <w:start w:w="90" w:type="dxa"/>
+              <w:bottom w:w="90" w:type="dxa"/>
+              <w:end w:w="90" w:type="dxa"/>
+            </w:tcMar>
+            <w:vAlign w:val="top"/>
+          </w:tcPr>
+          <w:p>
+            <w:pPr>
+              <w:spacing w:after="0"/>
+            </w:pPr>
+            <w:r>
+              <w:rPr>
+                <w:sz w:val="16"/>
+              </w:rPr>
+              <w:t>Schriftlicher Untersuchungsauftrag und Vertretungsregel</w:t>
+            </w:r>
+          </w:p>
+        </w:tc>
+      </w:tr>
+      <w:tr>
+        <w:tc>
+          <w:tcPr>
+            <w:tcW w:type="dxa" w:w="567"/>
+            <w:tcMar>
+              <w:top w:w="90" w:type="dxa"/>
+              <w:start w:w="90" w:type="dxa"/>
+              <w:bottom w:w="90" w:type="dxa"/>
+              <w:end w:w="90" w:type="dxa"/>
+            </w:tcMar>
+            <w:vAlign w:val="top"/>
+            <w:shd w:fill="F5F7F8"/>
+          </w:tcPr>
+          <w:p>
+            <w:pPr>
+              <w:spacing w:after="0"/>
+            </w:pPr>
+            <w:r>
+              <w:rPr>
+                <w:sz w:val="16"/>
+              </w:rPr>
+              <w:t>2</w:t>
+            </w:r>
+          </w:p>
+        </w:tc>
+        <w:tc>
+          <w:tcPr>
+            <w:tcW w:type="dxa" w:w="2721"/>
+            <w:tcMar>
+              <w:top w:w="90" w:type="dxa"/>
+              <w:start w:w="90" w:type="dxa"/>
+              <w:bottom w:w="90" w:type="dxa"/>
+              <w:end w:w="90" w:type="dxa"/>
+            </w:tcMar>
+            <w:vAlign w:val="top"/>
+            <w:shd w:fill="F5F7F8"/>
+          </w:tcPr>
+          <w:p>
+            <w:pPr>
+              <w:spacing w:after="0"/>
+            </w:pPr>
+            <w:r>
+              <w:rPr>
+                <w:sz w:val="16"/>
+              </w:rPr>
+              <w:t>Welche Daten werden sofort gesichert?</w:t>
+            </w:r>
+          </w:p>
+        </w:tc>
+        <w:tc>
+          <w:tcPr>
+            <w:tcW w:type="dxa" w:w="3005"/>
+            <w:tcMar>
+              <w:top w:w="90" w:type="dxa"/>
+              <w:start w:w="90" w:type="dxa"/>
+              <w:bottom w:w="90" w:type="dxa"/>
+              <w:end w:w="90" w:type="dxa"/>
+            </w:tcMar>
+            <w:vAlign w:val="top"/>
+            <w:shd w:fill="F5F7F8"/>
+          </w:tcPr>
+          <w:p>
+            <w:pPr>
+              <w:spacing w:after="0"/>
+            </w:pPr>
+            <w:r>
+              <w:rPr>
+                <w:sz w:val="16"/>
+              </w:rPr>
+              <w:t>Zwei Netzlaufwerke, Portalanhänge, HR- und Deal-Unterlagen benannt</w:t>
+            </w:r>
+          </w:p>
+        </w:tc>
+        <w:tc>
+          <w:tcPr>
+            <w:tcW w:type="dxa" w:w="2835"/>
+            <w:tcMar>
+              <w:top w:w="90" w:type="dxa"/>
+              <w:start w:w="90" w:type="dxa"/>
+              <w:bottom w:w="90" w:type="dxa"/>
+              <w:end w:w="90" w:type="dxa"/>
+            </w:tcMar>
+            <w:vAlign w:val="top"/>
+            <w:shd w:fill="F5F7F8"/>
+          </w:tcPr>
+          <w:p>
+            <w:pPr>
+              <w:spacing w:after="0"/>
+            </w:pPr>
+            <w:r>
+              <w:rPr>
+                <w:sz w:val="16"/>
+              </w:rPr>
+              <w:t>Hashliste, Zugriffslog und Verwahrort</w:t>
+            </w:r>
+          </w:p>
+        </w:tc>
+      </w:tr>
+      <w:tr>
+        <w:tc>
+          <w:tcPr>
+            <w:tcW w:type="dxa" w:w="567"/>
+            <w:tcMar>
+              <w:top w:w="90" w:type="dxa"/>
+              <w:start w:w="90" w:type="dxa"/>
+              <w:bottom w:w="90" w:type="dxa"/>
+              <w:end w:w="90" w:type="dxa"/>
+            </w:tcMar>
+            <w:vAlign w:val="top"/>
+          </w:tcPr>
+          <w:p>
+            <w:pPr>
+              <w:spacing w:after="0"/>
+            </w:pPr>
+            <w:r>
+              <w:rPr>
+                <w:sz w:val="16"/>
+              </w:rPr>
+              <w:t>3</w:t>
+            </w:r>
+          </w:p>
+        </w:tc>
+        <w:tc>
+          <w:tcPr>
+            <w:tcW w:type="dxa" w:w="2721"/>
+            <w:tcMar>
+              <w:top w:w="90" w:type="dxa"/>
+              <w:start w:w="90" w:type="dxa"/>
+              <w:bottom w:w="90" w:type="dxa"/>
+              <w:end w:w="90" w:type="dxa"/>
+            </w:tcMar>
+            <w:vAlign w:val="top"/>
+          </w:tcPr>
+          <w:p>
+            <w:pPr>
+              <w:spacing w:after="0"/>
+            </w:pPr>
+            <w:r>
+              <w:rPr>
+                <w:sz w:val="16"/>
+              </w:rPr>
+              <w:t>Welche Personen werden wann angehört?</w:t>
+            </w:r>
+          </w:p>
+        </w:tc>
+        <w:tc>
+          <w:tcPr>
+            <w:tcW w:type="dxa" w:w="3005"/>
+            <w:tcMar>
+              <w:top w:w="90" w:type="dxa"/>
+              <w:start w:w="90" w:type="dxa"/>
+              <w:bottom w:w="90" w:type="dxa"/>
+              <w:end w:w="90" w:type="dxa"/>
+            </w:tcMar>
+            <w:vAlign w:val="top"/>
+          </w:tcPr>
+          <w:p>
+            <w:pPr>
+              <w:spacing w:after="0"/>
+            </w:pPr>
+            <w:r>
+              <w:rPr>
+                <w:sz w:val="16"/>
+              </w:rPr>
+              <w:t>Vier Funktionsrollen sind identifiziert</w:t>
+            </w:r>
+          </w:p>
+        </w:tc>
+        <w:tc>
+          <w:tcPr>
+            <w:tcW w:type="dxa" w:w="2835"/>
+            <w:tcMar>
+              <w:top w:w="90" w:type="dxa"/>
+              <w:start w:w="90" w:type="dxa"/>
+              <w:bottom w:w="90" w:type="dxa"/>
+              <w:end w:w="90" w:type="dxa"/>
+            </w:tcMar>
+            <w:vAlign w:val="top"/>
+          </w:tcPr>
+          <w:p>
+            <w:pPr>
+              <w:spacing w:after="0"/>
+            </w:pPr>
+            <w:r>
+              <w:rPr>
+                <w:sz w:val="16"/>
+              </w:rPr>
+              <w:t>Interviewreihenfolge nach Dokumentensicherung</w:t>
+            </w:r>
+          </w:p>
+        </w:tc>
+      </w:tr>
+      <w:tr>
+        <w:tc>
+          <w:tcPr>
+            <w:tcW w:type="dxa" w:w="567"/>
+            <w:tcMar>
+              <w:top w:w="90" w:type="dxa"/>
+              <w:start w:w="90" w:type="dxa"/>
+              <w:bottom w:w="90" w:type="dxa"/>
+              <w:end w:w="90" w:type="dxa"/>
+            </w:tcMar>
+            <w:vAlign w:val="top"/>
+            <w:shd w:fill="F5F7F8"/>
+          </w:tcPr>
+          <w:p>
+            <w:pPr>
+              <w:spacing w:after="0"/>
+            </w:pPr>
+            <w:r>
+              <w:rPr>
+                <w:sz w:val="16"/>
+              </w:rPr>
+              <w:t>4</w:t>
+            </w:r>
+          </w:p>
+        </w:tc>
+        <w:tc>
+          <w:tcPr>
+            <w:tcW w:type="dxa" w:w="2721"/>
+            <w:tcMar>
+              <w:top w:w="90" w:type="dxa"/>
+              <w:start w:w="90" w:type="dxa"/>
+              <w:bottom w:w="90" w:type="dxa"/>
+              <w:end w:w="90" w:type="dxa"/>
+            </w:tcMar>
+            <w:vAlign w:val="top"/>
+            <w:shd w:fill="F5F7F8"/>
+          </w:tcPr>
+          <w:p>
+            <w:pPr>
+              <w:spacing w:after="0"/>
+            </w:pPr>
+            <w:r>
+              <w:rPr>
+                <w:sz w:val="16"/>
+              </w:rPr>
+              <w:t>Wie wird mit der Bonusvorlage verfahren?</w:t>
+            </w:r>
+          </w:p>
+        </w:tc>
+        <w:tc>
+          <w:tcPr>
+            <w:tcW w:type="dxa" w:w="3005"/>
+            <w:tcMar>
+              <w:top w:w="90" w:type="dxa"/>
+              <w:start w:w="90" w:type="dxa"/>
+              <w:bottom w:w="90" w:type="dxa"/>
+              <w:end w:w="90" w:type="dxa"/>
+            </w:tcMar>
+            <w:vAlign w:val="top"/>
+            <w:shd w:fill="F5F7F8"/>
+          </w:tcPr>
+          <w:p>
+            <w:pPr>
+              <w:spacing w:after="0"/>
+            </w:pPr>
+            <w:r>
+              <w:rPr>
+                <w:sz w:val="16"/>
+              </w:rPr>
+              <w:t>Vorlage existierte vor der Meldung, Begründungsstand streitig</w:t>
+            </w:r>
+          </w:p>
+        </w:tc>
+        <w:tc>
+          <w:tcPr>
+            <w:tcW w:type="dxa" w:w="2835"/>
+            <w:tcMar>
+              <w:top w:w="90" w:type="dxa"/>
+              <w:start w:w="90" w:type="dxa"/>
+              <w:bottom w:w="90" w:type="dxa"/>
+              <w:end w:w="90" w:type="dxa"/>
+            </w:tcMar>
+            <w:vAlign w:val="top"/>
+            <w:shd w:fill="F5F7F8"/>
+          </w:tcPr>
+          <w:p>
+            <w:pPr>
+              <w:spacing w:after="0"/>
+            </w:pPr>
+            <w:r>
+              <w:rPr>
+                <w:sz w:val="16"/>
+              </w:rPr>
+              <w:t>Vorfassungen, Zielvereinbarung, Änderungsverlauf</w:t>
+            </w:r>
+          </w:p>
+        </w:tc>
+      </w:tr>
+      <w:tr>
+        <w:tc>
+          <w:tcPr>
+            <w:tcW w:type="dxa" w:w="567"/>
+            <w:tcMar>
+              <w:top w:w="90" w:type="dxa"/>
+              <w:start w:w="90" w:type="dxa"/>
+              <w:bottom w:w="90" w:type="dxa"/>
+              <w:end w:w="90" w:type="dxa"/>
+            </w:tcMar>
+            <w:vAlign w:val="top"/>
+          </w:tcPr>
+          <w:p>
+            <w:pPr>
+              <w:spacing w:after="0"/>
+            </w:pPr>
+            <w:r>
+              <w:rPr>
+                <w:sz w:val="16"/>
+              </w:rPr>
+              <w:t>5</w:t>
+            </w:r>
+          </w:p>
+        </w:tc>
+        <w:tc>
+          <w:tcPr>
+            <w:tcW w:type="dxa" w:w="2721"/>
+            <w:tcMar>
+              <w:top w:w="90" w:type="dxa"/>
+              <w:start w:w="90" w:type="dxa"/>
+              <w:bottom w:w="90" w:type="dxa"/>
+              <w:end w:w="90" w:type="dxa"/>
+            </w:tcMar>
+            <w:vAlign w:val="top"/>
+          </w:tcPr>
+          <w:p>
+            <w:pPr>
+              <w:spacing w:after="0"/>
+            </w:pPr>
+            <w:r>
+              <w:rPr>
+                <w:sz w:val="16"/>
+              </w:rPr>
+              <w:t>Welche NDA-Fassung geht an Delphin Capital?</w:t>
+            </w:r>
+          </w:p>
+        </w:tc>
+        <w:tc>
+          <w:tcPr>
+            <w:tcW w:type="dxa" w:w="3005"/>
+            <w:tcMar>
+              <w:top w:w="90" w:type="dxa"/>
+              <w:start w:w="90" w:type="dxa"/>
+              <w:bottom w:w="90" w:type="dxa"/>
+              <w:end w:w="90" w:type="dxa"/>
+            </w:tcMar>
+            <w:vAlign w:val="top"/>
+          </w:tcPr>
+          <w:p>
+            <w:pPr>
+              <w:spacing w:after="0"/>
+            </w:pPr>
+            <w:r>
+              <w:rPr>
+                <w:sz w:val="16"/>
+              </w:rPr>
+              <w:t>Entwurf erfasst Meldungen und Behördenkontakte weit</w:t>
+            </w:r>
+          </w:p>
+        </w:tc>
+        <w:tc>
+          <w:tcPr>
+            <w:tcW w:type="dxa" w:w="2835"/>
+            <w:tcMar>
+              <w:top w:w="90" w:type="dxa"/>
+              <w:start w:w="90" w:type="dxa"/>
+              <w:bottom w:w="90" w:type="dxa"/>
+              <w:end w:w="90" w:type="dxa"/>
+            </w:tcMar>
+            <w:vAlign w:val="top"/>
+          </w:tcPr>
+          <w:p>
+            <w:pPr>
+              <w:spacing w:after="0"/>
+            </w:pPr>
+            <w:r>
+              <w:rPr>
+                <w:sz w:val="16"/>
+              </w:rPr>
+              <w:t>Bereinigter Text und Freigabevermerk</w:t>
+            </w:r>
+          </w:p>
+        </w:tc>
+      </w:tr>
+      <w:tr>
+        <w:tc>
+          <w:tcPr>
+            <w:tcW w:type="dxa" w:w="567"/>
+            <w:tcMar>
+              <w:top w:w="90" w:type="dxa"/>
+              <w:start w:w="90" w:type="dxa"/>
+              <w:bottom w:w="90" w:type="dxa"/>
+              <w:end w:w="90" w:type="dxa"/>
+            </w:tcMar>
+            <w:vAlign w:val="top"/>
+            <w:shd w:fill="F5F7F8"/>
+          </w:tcPr>
+          <w:p>
+            <w:pPr>
+              <w:spacing w:after="0"/>
+            </w:pPr>
+            <w:r>
+              <w:rPr>
+                <w:sz w:val="16"/>
+              </w:rPr>
+              <w:t>6</w:t>
+            </w:r>
+          </w:p>
+        </w:tc>
+        <w:tc>
+          <w:tcPr>
+            <w:tcW w:type="dxa" w:w="2721"/>
+            <w:tcMar>
+              <w:top w:w="90" w:type="dxa"/>
+              <w:start w:w="90" w:type="dxa"/>
+              <w:bottom w:w="90" w:type="dxa"/>
+              <w:end w:w="90" w:type="dxa"/>
+            </w:tcMar>
+            <w:vAlign w:val="top"/>
+            <w:shd w:fill="F5F7F8"/>
+          </w:tcPr>
+          <w:p>
+            <w:pPr>
+              <w:spacing w:after="0"/>
+            </w:pPr>
+            <w:r>
+              <w:rPr>
+                <w:sz w:val="16"/>
+              </w:rPr>
+              <w:t>Welche technischen Mängel des Meldekanals werden kurzfristig behoben?</w:t>
+            </w:r>
+          </w:p>
+        </w:tc>
+        <w:tc>
+          <w:tcPr>
+            <w:tcW w:type="dxa" w:w="3005"/>
+            <w:tcMar>
+              <w:top w:w="90" w:type="dxa"/>
+              <w:start w:w="90" w:type="dxa"/>
+              <w:bottom w:w="90" w:type="dxa"/>
+              <w:end w:w="90" w:type="dxa"/>
+            </w:tcMar>
+            <w:vAlign w:val="top"/>
+            <w:shd w:fill="F5F7F8"/>
+          </w:tcPr>
+          <w:p>
+            <w:pPr>
+              <w:spacing w:after="0"/>
+            </w:pPr>
+            <w:r>
+              <w:rPr>
+                <w:sz w:val="16"/>
+              </w:rPr>
+              <w:t>Exportordner, Adminrechte und Rückkanal dokumentiert</w:t>
+            </w:r>
+          </w:p>
+        </w:tc>
+        <w:tc>
+          <w:tcPr>
+            <w:tcW w:type="dxa" w:w="2835"/>
+            <w:tcMar>
+              <w:top w:w="90" w:type="dxa"/>
+              <w:start w:w="90" w:type="dxa"/>
+              <w:bottom w:w="90" w:type="dxa"/>
+              <w:end w:w="90" w:type="dxa"/>
+            </w:tcMar>
+            <w:vAlign w:val="top"/>
+            <w:shd w:fill="F5F7F8"/>
+          </w:tcPr>
+          <w:p>
+            <w:pPr>
+              <w:spacing w:after="0"/>
+            </w:pPr>
+            <w:r>
+              <w:rPr>
+                <w:sz w:val="16"/>
+              </w:rPr>
+              <w:t>Angebot des Dienstleisters, Verantwortlicher und Termin</w:t>
+            </w:r>
+          </w:p>
+        </w:tc>
+      </w:tr>
+    </w:tbl>
+    <w:p>
+      <w:pPr>
+        <w:spacing w:after="20"/>
+      </w:pPr>
+    </w:p>
+    <w:p>
+      <w:pPr>
+        <w:pStyle w:val="Heading1"/>
+      </w:pPr>
+      <w:r>
+        <w:t>2. Tatsachen, die nicht als geklärt protokolliert werden dürfen</w:t>
       </w:r>
     </w:p>
     <w:p>
       <w:pPr>
-        <w:pStyle w:val="ListBullet"/>
+        <w:widowControl/>
       </w:pPr>
       <w:r>
-        <w:t>Quellen live prüfen</w:t>
+        <w:t>Nicht geklärt sind der Urheber der rückdatierten Freigabevermerke, die tatsächliche Endverwendung der Lieferung, die Vollständigkeit der Produktakte und der Zusammenhang zwischen Meldung und Bonusentscheidung. Die anonyme Meldung ist ein Ermittlungsanlass, kein Beweis für die behaupteten Vorgänge.</w:t>
       </w:r>
     </w:p>
     <w:p>
       <w:pPr>
-        <w:pStyle w:val="ListBullet"/>
+        <w:widowControl/>
       </w:pPr>
       <w:r>
-        <w:t>Offene Tatsachen ausdrücklich offen lassen</w:t>
+        <w:t>Der Datenraum enthält nicht denselben Dokumentenbestand wie das Regulatory-System. Eine Freigabe für die Erwerbsinteressentin darf daher nicht mit der internen Produktfreigabe gleichgesetzt werden.</w:t>
+      </w:r>
+    </w:p>
+    <w:p>
+      <w:pPr>
+        <w:pStyle w:val="Heading1"/>
+      </w:pPr>
+      <w:r>
+        <w:t>3. Protokoll- und Auftragsfelder</w:t>
+      </w:r>
+    </w:p>
+    <w:tbl>
+      <w:tblPr>
+        <w:tblStyle w:val="TableGrid"/>
+        <w:tblW w:type="auto" w:w="0"/>
+        <w:tblLayout w:type="fixed"/>
+        <w:tblLook w:firstColumn="1" w:firstRow="1" w:lastColumn="0" w:lastRow="0" w:noHBand="0" w:noVBand="1" w:val="04A0"/>
+      </w:tblPr>
+      <w:tblGrid>
+        <w:gridCol w:w="2835"/>
+        <w:gridCol w:w="2494"/>
+        <w:gridCol w:w="2098"/>
+        <w:gridCol w:w="2835"/>
+      </w:tblGrid>
+      <w:tr>
+        <w:tc>
+          <w:tcPr>
+            <w:tcW w:type="dxa" w:w="2395"/>
+            <w:shd w:fill="17324D"/>
+            <w:tcMar>
+              <w:top w:w="90" w:type="dxa"/>
+              <w:start w:w="90" w:type="dxa"/>
+              <w:bottom w:w="90" w:type="dxa"/>
+              <w:end w:w="90" w:type="dxa"/>
+            </w:tcMar>
+          </w:tcPr>
+          <w:p>
+            <w:r>
+              <w:rPr>
+                <w:b/>
+                <w:color w:val="FFFFFF"/>
+                <w:sz w:val="17"/>
+              </w:rPr>
+              <w:t>Beschlusspunkt</w:t>
+            </w:r>
+          </w:p>
+        </w:tc>
+        <w:tc>
+          <w:tcPr>
+            <w:tcW w:type="dxa" w:w="2395"/>
+            <w:shd w:fill="17324D"/>
+            <w:tcMar>
+              <w:top w:w="90" w:type="dxa"/>
+              <w:start w:w="90" w:type="dxa"/>
+              <w:bottom w:w="90" w:type="dxa"/>
+              <w:end w:w="90" w:type="dxa"/>
+            </w:tcMar>
+          </w:tcPr>
+          <w:p>
+            <w:r>
+              <w:rPr>
+                <w:b/>
+                <w:color w:val="FFFFFF"/>
+                <w:sz w:val="17"/>
+              </w:rPr>
+              <w:t>Verantwortlicher</w:t>
+            </w:r>
+          </w:p>
+        </w:tc>
+        <w:tc>
+          <w:tcPr>
+            <w:tcW w:type="dxa" w:w="2395"/>
+            <w:shd w:fill="17324D"/>
+            <w:tcMar>
+              <w:top w:w="90" w:type="dxa"/>
+              <w:start w:w="90" w:type="dxa"/>
+              <w:bottom w:w="90" w:type="dxa"/>
+              <w:end w:w="90" w:type="dxa"/>
+            </w:tcMar>
+          </w:tcPr>
+          <w:p>
+            <w:r>
+              <w:rPr>
+                <w:b/>
+                <w:color w:val="FFFFFF"/>
+                <w:sz w:val="17"/>
+              </w:rPr>
+              <w:t>Liefertermin</w:t>
+            </w:r>
+          </w:p>
+        </w:tc>
+        <w:tc>
+          <w:tcPr>
+            <w:tcW w:type="dxa" w:w="2395"/>
+            <w:shd w:fill="17324D"/>
+            <w:tcMar>
+              <w:top w:w="90" w:type="dxa"/>
+              <w:start w:w="90" w:type="dxa"/>
+              <w:bottom w:w="90" w:type="dxa"/>
+              <w:end w:w="90" w:type="dxa"/>
+            </w:tcMar>
+          </w:tcPr>
+          <w:p>
+            <w:r>
+              <w:rPr>
+                <w:b/>
+                <w:color w:val="FFFFFF"/>
+                <w:sz w:val="17"/>
+              </w:rPr>
+              <w:t>Nachweis der Erledigung</w:t>
+            </w:r>
+          </w:p>
+        </w:tc>
+      </w:tr>
+      <w:tr>
+        <w:tc>
+          <w:tcPr>
+            <w:tcW w:type="dxa" w:w="2835"/>
+            <w:tcMar>
+              <w:top w:w="90" w:type="dxa"/>
+              <w:start w:w="90" w:type="dxa"/>
+              <w:bottom w:w="90" w:type="dxa"/>
+              <w:end w:w="90" w:type="dxa"/>
+            </w:tcMar>
+            <w:vAlign w:val="top"/>
+          </w:tcPr>
+          <w:p>
+            <w:pPr>
+              <w:spacing w:after="0"/>
+            </w:pPr>
+            <w:r>
+              <w:rPr>
+                <w:sz w:val="16"/>
+              </w:rPr>
+              <w:t>Untersuchungsauftrag</w:t>
+            </w:r>
+          </w:p>
+        </w:tc>
+        <w:tc>
+          <w:tcPr>
+            <w:tcW w:type="dxa" w:w="2494"/>
+            <w:tcMar>
+              <w:top w:w="90" w:type="dxa"/>
+              <w:start w:w="90" w:type="dxa"/>
+              <w:bottom w:w="90" w:type="dxa"/>
+              <w:end w:w="90" w:type="dxa"/>
+            </w:tcMar>
+            <w:vAlign w:val="top"/>
+          </w:tcPr>
+          <w:p>
+            <w:pPr>
+              <w:spacing w:after="0"/>
+            </w:pPr>
+            <w:r>
+              <w:rPr>
+                <w:sz w:val="16"/>
+              </w:rPr>
+              <w:t>Geschäftsführung</w:t>
+            </w:r>
+          </w:p>
+        </w:tc>
+        <w:tc>
+          <w:tcPr>
+            <w:tcW w:type="dxa" w:w="2098"/>
+            <w:tcMar>
+              <w:top w:w="90" w:type="dxa"/>
+              <w:start w:w="90" w:type="dxa"/>
+              <w:bottom w:w="90" w:type="dxa"/>
+              <w:end w:w="90" w:type="dxa"/>
+            </w:tcMar>
+            <w:vAlign w:val="top"/>
+          </w:tcPr>
+          <w:p>
+            <w:pPr>
+              <w:spacing w:after="0"/>
+            </w:pPr>
+            <w:r>
+              <w:rPr>
+                <w:sz w:val="16"/>
+              </w:rPr>
+              <w:t>5. Juni 2026</w:t>
+            </w:r>
+          </w:p>
+        </w:tc>
+        <w:tc>
+          <w:tcPr>
+            <w:tcW w:type="dxa" w:w="2835"/>
+            <w:tcMar>
+              <w:top w:w="90" w:type="dxa"/>
+              <w:start w:w="90" w:type="dxa"/>
+              <w:bottom w:w="90" w:type="dxa"/>
+              <w:end w:w="90" w:type="dxa"/>
+            </w:tcMar>
+            <w:vAlign w:val="top"/>
+          </w:tcPr>
+          <w:p>
+            <w:pPr>
+              <w:spacing w:after="0"/>
+            </w:pPr>
+            <w:r>
+              <w:rPr>
+                <w:sz w:val="16"/>
+              </w:rPr>
+              <w:t>Unterzeichnete Auftragsseite</w:t>
+            </w:r>
+          </w:p>
+        </w:tc>
+      </w:tr>
+      <w:tr>
+        <w:tc>
+          <w:tcPr>
+            <w:tcW w:type="dxa" w:w="2835"/>
+            <w:tcMar>
+              <w:top w:w="90" w:type="dxa"/>
+              <w:start w:w="90" w:type="dxa"/>
+              <w:bottom w:w="90" w:type="dxa"/>
+              <w:end w:w="90" w:type="dxa"/>
+            </w:tcMar>
+            <w:vAlign w:val="top"/>
+            <w:shd w:fill="F5F7F8"/>
+          </w:tcPr>
+          <w:p>
+            <w:pPr>
+              <w:spacing w:after="0"/>
+            </w:pPr>
+            <w:r>
+              <w:rPr>
+                <w:sz w:val="16"/>
+              </w:rPr>
+              <w:t>Datensicherung</w:t>
+            </w:r>
+          </w:p>
+        </w:tc>
+        <w:tc>
+          <w:tcPr>
+            <w:tcW w:type="dxa" w:w="2494"/>
+            <w:tcMar>
+              <w:top w:w="90" w:type="dxa"/>
+              <w:start w:w="90" w:type="dxa"/>
+              <w:bottom w:w="90" w:type="dxa"/>
+              <w:end w:w="90" w:type="dxa"/>
+            </w:tcMar>
+            <w:vAlign w:val="top"/>
+            <w:shd w:fill="F5F7F8"/>
+          </w:tcPr>
+          <w:p>
+            <w:pPr>
+              <w:spacing w:after="0"/>
+            </w:pPr>
+            <w:r>
+              <w:rPr>
+                <w:sz w:val="16"/>
+              </w:rPr>
+              <w:t>CIO und Meldestelle</w:t>
+            </w:r>
+          </w:p>
+        </w:tc>
+        <w:tc>
+          <w:tcPr>
+            <w:tcW w:type="dxa" w:w="2098"/>
+            <w:tcMar>
+              <w:top w:w="90" w:type="dxa"/>
+              <w:start w:w="90" w:type="dxa"/>
+              <w:bottom w:w="90" w:type="dxa"/>
+              <w:end w:w="90" w:type="dxa"/>
+            </w:tcMar>
+            <w:vAlign w:val="top"/>
+            <w:shd w:fill="F5F7F8"/>
+          </w:tcPr>
+          <w:p>
+            <w:pPr>
+              <w:spacing w:after="0"/>
+            </w:pPr>
+            <w:r>
+              <w:rPr>
+                <w:sz w:val="16"/>
+              </w:rPr>
+              <w:t>5. Juni 2026, 18:00 Uhr</w:t>
+            </w:r>
+          </w:p>
+        </w:tc>
+        <w:tc>
+          <w:tcPr>
+            <w:tcW w:type="dxa" w:w="2835"/>
+            <w:tcMar>
+              <w:top w:w="90" w:type="dxa"/>
+              <w:start w:w="90" w:type="dxa"/>
+              <w:bottom w:w="90" w:type="dxa"/>
+              <w:end w:w="90" w:type="dxa"/>
+            </w:tcMar>
+            <w:vAlign w:val="top"/>
+            <w:shd w:fill="F5F7F8"/>
+          </w:tcPr>
+          <w:p>
+            <w:pPr>
+              <w:spacing w:after="0"/>
+            </w:pPr>
+            <w:r>
+              <w:rPr>
+                <w:sz w:val="16"/>
+              </w:rPr>
+              <w:t>Hash- und Zugriffsprotokoll</w:t>
+            </w:r>
+          </w:p>
+        </w:tc>
+      </w:tr>
+      <w:tr>
+        <w:tc>
+          <w:tcPr>
+            <w:tcW w:type="dxa" w:w="2835"/>
+            <w:tcMar>
+              <w:top w:w="90" w:type="dxa"/>
+              <w:start w:w="90" w:type="dxa"/>
+              <w:bottom w:w="90" w:type="dxa"/>
+              <w:end w:w="90" w:type="dxa"/>
+            </w:tcMar>
+            <w:vAlign w:val="top"/>
+          </w:tcPr>
+          <w:p>
+            <w:pPr>
+              <w:spacing w:after="0"/>
+            </w:pPr>
+            <w:r>
+              <w:rPr>
+                <w:sz w:val="16"/>
+              </w:rPr>
+              <w:t>NDA-Fassung</w:t>
+            </w:r>
+          </w:p>
+        </w:tc>
+        <w:tc>
+          <w:tcPr>
+            <w:tcW w:type="dxa" w:w="2494"/>
+            <w:tcMar>
+              <w:top w:w="90" w:type="dxa"/>
+              <w:start w:w="90" w:type="dxa"/>
+              <w:bottom w:w="90" w:type="dxa"/>
+              <w:end w:w="90" w:type="dxa"/>
+            </w:tcMar>
+            <w:vAlign w:val="top"/>
+          </w:tcPr>
+          <w:p>
+            <w:pPr>
+              <w:spacing w:after="0"/>
+            </w:pPr>
+            <w:r>
+              <w:rPr>
+                <w:sz w:val="16"/>
+              </w:rPr>
+              <w:t>Leitung Recht</w:t>
+            </w:r>
+          </w:p>
+        </w:tc>
+        <w:tc>
+          <w:tcPr>
+            <w:tcW w:type="dxa" w:w="2098"/>
+            <w:tcMar>
+              <w:top w:w="90" w:type="dxa"/>
+              <w:start w:w="90" w:type="dxa"/>
+              <w:bottom w:w="90" w:type="dxa"/>
+              <w:end w:w="90" w:type="dxa"/>
+            </w:tcMar>
+            <w:vAlign w:val="top"/>
+          </w:tcPr>
+          <w:p>
+            <w:pPr>
+              <w:spacing w:after="0"/>
+            </w:pPr>
+            <w:r>
+              <w:rPr>
+                <w:sz w:val="16"/>
+              </w:rPr>
+              <w:t>6. Juni 2026</w:t>
+            </w:r>
+          </w:p>
+        </w:tc>
+        <w:tc>
+          <w:tcPr>
+            <w:tcW w:type="dxa" w:w="2835"/>
+            <w:tcMar>
+              <w:top w:w="90" w:type="dxa"/>
+              <w:start w:w="90" w:type="dxa"/>
+              <w:bottom w:w="90" w:type="dxa"/>
+              <w:end w:w="90" w:type="dxa"/>
+            </w:tcMar>
+            <w:vAlign w:val="top"/>
+          </w:tcPr>
+          <w:p>
+            <w:pPr>
+              <w:spacing w:after="0"/>
+            </w:pPr>
+            <w:r>
+              <w:rPr>
+                <w:sz w:val="16"/>
+              </w:rPr>
+              <w:t>Versionierte Redline und Versandfreigabe</w:t>
+            </w:r>
+          </w:p>
+        </w:tc>
+      </w:tr>
+      <w:tr>
+        <w:tc>
+          <w:tcPr>
+            <w:tcW w:type="dxa" w:w="2835"/>
+            <w:tcMar>
+              <w:top w:w="90" w:type="dxa"/>
+              <w:start w:w="90" w:type="dxa"/>
+              <w:bottom w:w="90" w:type="dxa"/>
+              <w:end w:w="90" w:type="dxa"/>
+            </w:tcMar>
+            <w:vAlign w:val="top"/>
+            <w:shd w:fill="F5F7F8"/>
+          </w:tcPr>
+          <w:p>
+            <w:pPr>
+              <w:spacing w:after="0"/>
+            </w:pPr>
+            <w:r>
+              <w:rPr>
+                <w:sz w:val="16"/>
+              </w:rPr>
+              <w:t>HR-Vorakten</w:t>
+            </w:r>
+          </w:p>
+        </w:tc>
+        <w:tc>
+          <w:tcPr>
+            <w:tcW w:type="dxa" w:w="2494"/>
+            <w:tcMar>
+              <w:top w:w="90" w:type="dxa"/>
+              <w:start w:w="90" w:type="dxa"/>
+              <w:bottom w:w="90" w:type="dxa"/>
+              <w:end w:w="90" w:type="dxa"/>
+            </w:tcMar>
+            <w:vAlign w:val="top"/>
+            <w:shd w:fill="F5F7F8"/>
+          </w:tcPr>
+          <w:p>
+            <w:pPr>
+              <w:spacing w:after="0"/>
+            </w:pPr>
+            <w:r>
+              <w:rPr>
+                <w:sz w:val="16"/>
+              </w:rPr>
+              <w:t>Personalleitung</w:t>
+            </w:r>
+          </w:p>
+        </w:tc>
+        <w:tc>
+          <w:tcPr>
+            <w:tcW w:type="dxa" w:w="2098"/>
+            <w:tcMar>
+              <w:top w:w="90" w:type="dxa"/>
+              <w:start w:w="90" w:type="dxa"/>
+              <w:bottom w:w="90" w:type="dxa"/>
+              <w:end w:w="90" w:type="dxa"/>
+            </w:tcMar>
+            <w:vAlign w:val="top"/>
+            <w:shd w:fill="F5F7F8"/>
+          </w:tcPr>
+          <w:p>
+            <w:pPr>
+              <w:spacing w:after="0"/>
+            </w:pPr>
+            <w:r>
+              <w:rPr>
+                <w:sz w:val="16"/>
+              </w:rPr>
+              <w:t>6. Juni 2026</w:t>
+            </w:r>
+          </w:p>
+        </w:tc>
+        <w:tc>
+          <w:tcPr>
+            <w:tcW w:type="dxa" w:w="2835"/>
+            <w:tcMar>
+              <w:top w:w="90" w:type="dxa"/>
+              <w:start w:w="90" w:type="dxa"/>
+              <w:bottom w:w="90" w:type="dxa"/>
+              <w:end w:w="90" w:type="dxa"/>
+            </w:tcMar>
+            <w:vAlign w:val="top"/>
+            <w:shd w:fill="F5F7F8"/>
+          </w:tcPr>
+          <w:p>
+            <w:pPr>
+              <w:spacing w:after="0"/>
+            </w:pPr>
+            <w:r>
+              <w:rPr>
+                <w:sz w:val="16"/>
+              </w:rPr>
+              <w:t>Index mit Erstellungs- und Änderungsdaten</w:t>
+            </w:r>
+          </w:p>
+        </w:tc>
+      </w:tr>
+      <w:tr>
+        <w:tc>
+          <w:tcPr>
+            <w:tcW w:type="dxa" w:w="2835"/>
+            <w:tcMar>
+              <w:top w:w="90" w:type="dxa"/>
+              <w:start w:w="90" w:type="dxa"/>
+              <w:bottom w:w="90" w:type="dxa"/>
+              <w:end w:w="90" w:type="dxa"/>
+            </w:tcMar>
+            <w:vAlign w:val="top"/>
+          </w:tcPr>
+          <w:p>
+            <w:pPr>
+              <w:spacing w:after="0"/>
+            </w:pPr>
+            <w:r>
+              <w:rPr>
+                <w:sz w:val="16"/>
+              </w:rPr>
+              <w:t>Meldekanal-Maßnahmen</w:t>
+            </w:r>
+          </w:p>
+        </w:tc>
+        <w:tc>
+          <w:tcPr>
+            <w:tcW w:type="dxa" w:w="2494"/>
+            <w:tcMar>
+              <w:top w:w="90" w:type="dxa"/>
+              <w:start w:w="90" w:type="dxa"/>
+              <w:bottom w:w="90" w:type="dxa"/>
+              <w:end w:w="90" w:type="dxa"/>
+            </w:tcMar>
+            <w:vAlign w:val="top"/>
+          </w:tcPr>
+          <w:p>
+            <w:pPr>
+              <w:spacing w:after="0"/>
+            </w:pPr>
+            <w:r>
+              <w:rPr>
+                <w:sz w:val="16"/>
+              </w:rPr>
+              <w:t>CIO</w:t>
+            </w:r>
+          </w:p>
+        </w:tc>
+        <w:tc>
+          <w:tcPr>
+            <w:tcW w:type="dxa" w:w="2098"/>
+            <w:tcMar>
+              <w:top w:w="90" w:type="dxa"/>
+              <w:start w:w="90" w:type="dxa"/>
+              <w:bottom w:w="90" w:type="dxa"/>
+              <w:end w:w="90" w:type="dxa"/>
+            </w:tcMar>
+            <w:vAlign w:val="top"/>
+          </w:tcPr>
+          <w:p>
+            <w:pPr>
+              <w:spacing w:after="0"/>
+            </w:pPr>
+            <w:r>
+              <w:rPr>
+                <w:sz w:val="16"/>
+              </w:rPr>
+              <w:t>10. Juni 2026</w:t>
+            </w:r>
+          </w:p>
+        </w:tc>
+        <w:tc>
+          <w:tcPr>
+            <w:tcW w:type="dxa" w:w="2835"/>
+            <w:tcMar>
+              <w:top w:w="90" w:type="dxa"/>
+              <w:start w:w="90" w:type="dxa"/>
+              <w:bottom w:w="90" w:type="dxa"/>
+              <w:end w:w="90" w:type="dxa"/>
+            </w:tcMar>
+            <w:vAlign w:val="top"/>
+          </w:tcPr>
+          <w:p>
+            <w:pPr>
+              <w:spacing w:after="0"/>
+            </w:pPr>
+            <w:r>
+              <w:rPr>
+                <w:sz w:val="16"/>
+              </w:rPr>
+              <w:t>Ticketnummern und Abnahmeprotokoll</w:t>
+            </w:r>
+          </w:p>
+        </w:tc>
+      </w:tr>
+    </w:tbl>
+    <w:p>
+      <w:pPr>
+        <w:spacing w:after="20"/>
+      </w:pPr>
+    </w:p>
+    <w:p>
+      <w:pPr>
+        <w:keepLines/>
+        <w:spacing w:before="120"/>
+      </w:pPr>
+      <w:r>
+        <w:rPr>
+          <w:b/>
+        </w:rPr>
+        <w:t>Dr. Nora Wedekind · Leitung Recht</w:t>
       </w:r>
     </w:p>
     <w:sectPr>
-      <w:pgSz w:w="12240" w:h="15840"/>
-      <w:pgMar w:top="1440" w:right="1800" w:bottom="1440" w:left="1800" w:header="720" w:footer="720" w:gutter="0"/>
+      <w:footerReference w:type="default" r:id="rId9"/>
+      <w:pgSz w:w="11906" w:h="16838"/>
+      <w:pgMar w:top="1247" w:right="1134" w:bottom="1020" w:left="1191" w:header="397" w:footer="397" w:gutter="0"/>
       <w:cols w:space="720"/>
       <w:docGrid w:linePitch="360"/>
     </w:sectPr>
   </w:body>
 </w:document>
+</file>
+
+<file path=word/footer1.xml><?xml version="1.0" encoding="utf-8"?>
+<w:ftr xmlns:m="http://schemas.openxmlformats.org/officeDocument/2006/math" xmlns:mc="http://schemas.openxmlformats.org/markup-compatibility/2006" xmlns:mo="http://schemas.microsoft.com/office/mac/office/2008/main" xmlns:mv="urn:schemas-microsoft-com:mac:vml" xmlns:o="urn:schemas-microsoft-com:office:office" xmlns:r="http://schemas.openxmlformats.org/officeDocument/2006/relationships" xmlns:v="urn:schemas-microsoft-com:vml" xmlns:w10="urn:schemas-microsoft-com:office:word" xmlns:w14="http://schemas.microsoft.com/office/word/2010/wordml" xmlns:w="http://schemas.openxmlformats.org/wordprocessingml/2006/main" xmlns:wne="http://schemas.microsoft.com/office/word/2006/wordml" xmlns:wp14="http://schemas.microsoft.com/office/word/2010/wordprocessingDrawing" xmlns:wp="http://schemas.openxmlformats.org/drawingml/2006/wordprocessingDrawing" xmlns:wpc="http://schemas.microsoft.com/office/word/2010/wordprocessingCanvas" xmlns:wpg="http://schemas.microsoft.com/office/word/2010/wordprocessingGroup" xmlns:wpi="http://schemas.microsoft.com/office/word/2010/wordprocessingInk" xmlns:wps="http://schemas.microsoft.com/office/word/2010/wordprocessingShape" mc:Ignorable="w14 wp14">
+  <w:p>
+    <w:pPr>
+      <w:jc w:val="center"/>
+    </w:pPr>
+    <w:r>
+      <w:rPr>
+        <w:color w:val="59636B"/>
+        <w:sz w:val="16"/>
+      </w:rPr>
+      <w:t xml:space="preserve">WALDKRONE HEALTHTECH GMBH · WKH-GL-2026-41 · Seite </w:t>
+    </w:r>
+    <w:r>
+      <w:fldChar w:fldCharType="begin"/>
+      <w:instrText xml:space="preserve"> PAGE </w:instrText>
+      <w:fldChar w:fldCharType="separate"/>
+      <w:t>1</w:t>
+      <w:fldChar w:fldCharType="end"/>
+    </w:r>
+  </w:p>
+</w:ftr>
 </file>
 
 <file path=word/numbering.xml><?xml version="1.0" encoding="utf-8"?>
@@ -417,6 +2053,14 @@
     <w:name w:val="Normal"/>
     <w:qFormat/>
     <w:rsid w:val="00FC693F"/>
+    <w:pPr>
+      <w:spacing w:after="100" w:line="269" w:lineRule="auto"/>
+    </w:pPr>
+    <w:rPr>
+      <w:rFonts w:ascii="Arial" w:hAnsi="Arial"/>
+      <w:color w:val="20262B"/>
+      <w:sz w:val="20"/>
+    </w:rPr>
   </w:style>
   <w:style w:type="paragraph" w:styleId="Header">
     <w:name w:val="header"/>
@@ -473,15 +2117,15 @@
     <w:pPr>
       <w:keepNext/>
       <w:keepLines/>
-      <w:spacing w:before="480" w:after="0"/>
+      <w:spacing w:before="200" w:after="100"/>
       <w:outlineLvl w:val="0"/>
     </w:pPr>
     <w:rPr>
-      <w:rFonts w:asciiTheme="majorHAnsi" w:eastAsiaTheme="majorEastAsia" w:hAnsiTheme="majorHAnsi" w:cstheme="majorBidi"/>
+      <w:rFonts w:asciiTheme="majorHAnsi" w:eastAsiaTheme="majorEastAsia" w:hAnsiTheme="majorHAnsi" w:cstheme="majorBidi" w:ascii="Arial" w:hAnsi="Arial"/>
       <w:b/>
       <w:bCs/>
-      <w:color w:val="365F91" w:themeColor="accent1" w:themeShade="BF"/>
-      <w:sz w:val="28"/>
+      <w:color w:val="17324D"/>
+      <w:sz w:val="26"/>
       <w:szCs w:val="28"/>
     </w:rPr>
   </w:style>
@@ -497,15 +2141,15 @@
     <w:pPr>
       <w:keepNext/>
       <w:keepLines/>
-      <w:spacing w:before="200" w:after="0"/>
+      <w:spacing w:before="200" w:after="100"/>
       <w:outlineLvl w:val="1"/>
     </w:pPr>
     <w:rPr>
-      <w:rFonts w:asciiTheme="majorHAnsi" w:eastAsiaTheme="majorEastAsia" w:hAnsiTheme="majorHAnsi" w:cstheme="majorBidi"/>
+      <w:rFonts w:asciiTheme="majorHAnsi" w:eastAsiaTheme="majorEastAsia" w:hAnsiTheme="majorHAnsi" w:cstheme="majorBidi" w:ascii="Arial" w:hAnsi="Arial"/>
       <w:b/>
       <w:bCs/>
-      <w:color w:val="4F81BD" w:themeColor="accent1"/>
-      <w:sz w:val="26"/>
+      <w:color w:val="2E668B"/>
+      <w:sz w:val="22"/>
       <w:szCs w:val="26"/>
     </w:rPr>
   </w:style>
@@ -759,18 +2403,20 @@
     <w:qFormat/>
     <w:rsid w:val="00FC693F"/>
     <w:pPr>
+      <w:keepNext/>
       <w:pBdr>
         <w:bottom w:val="single" w:sz="8" w:space="4" w:color="4F81BD" w:themeColor="accent1"/>
       </w:pBdr>
-      <w:spacing w:after="300" w:line="240" w:lineRule="auto"/>
+      <w:spacing w:after="100" w:line="240" w:lineRule="auto" w:before="200"/>
       <w:contextualSpacing/>
     </w:pPr>
     <w:rPr>
-      <w:rFonts w:asciiTheme="majorHAnsi" w:eastAsiaTheme="majorEastAsia" w:hAnsiTheme="majorHAnsi" w:cstheme="majorBidi"/>
-      <w:color w:val="17365D" w:themeColor="text2" w:themeShade="BF"/>
+      <w:rFonts w:asciiTheme="majorHAnsi" w:eastAsiaTheme="majorEastAsia" w:hAnsiTheme="majorHAnsi" w:cstheme="majorBidi" w:ascii="Arial" w:hAnsi="Arial"/>
+      <w:b/>
+      <w:color w:val="17324D"/>
       <w:spacing w:val="5"/>
       <w:kern w:val="28"/>
-      <w:sz w:val="52"/>
+      <w:sz w:val="36"/>
       <w:szCs w:val="52"/>
     </w:rPr>
   </w:style>
